--- a/buecher/selbstversorger-8-kraeutergarten/Stueck-fuer-Stueck-Selbstversorger-Heft-8.docx
+++ b/buecher/selbstversorger-8-kraeutergarten/Stueck-fuer-Stueck-Selbstversorger-Heft-8.docx
@@ -66,7 +66,7 @@
           <w:sz w:val="30"/>
           <w:szCs w:val="30"/>
         </w:rPr>
-        <w:t xml:space="preserve">Diana</w:t>
+        <w:t xml:space="preserve">Diana Bittenbinder</w:t>
       </w:r>
     </w:p>
     <w:p>
@@ -105,7 +105,7 @@
           <w:sz w:val="18"/>
           <w:szCs w:val="18"/>
         </w:rPr>
-        <w:t xml:space="preserve">© 2026 Diana [Nachname]. Alle Rechte vorbehalten.</w:t>
+        <w:t xml:space="preserve">© 2026 Diana Bittenbinder. Alle Rechte vorbehalten.</w:t>
       </w:r>
     </w:p>
     <w:p>
@@ -118,7 +118,7 @@
           <w:sz w:val="18"/>
           <w:szCs w:val="18"/>
         </w:rPr>
-        <w:t xml:space="preserve">Herausgeberin: Diana [Nachname], [Straße Hausnummer], [PLZ Ort]</w:t>
+        <w:t xml:space="preserve">Kontakt: info@svsger.de</w:t>
       </w:r>
     </w:p>
     <w:p>
@@ -131,71 +131,7 @@
           <w:sz w:val="18"/>
           <w:szCs w:val="18"/>
         </w:rPr>
-        <w:t xml:space="preserve">Kontakt: [E-Mail-Adresse]</w:t>
-      </w:r>
-    </w:p>
-    <w:p>
-      <w:pPr>
-        <w:spacing w:after="140" w:line="300"/>
-        <w:jc w:val="left"/>
-      </w:pPr>
-      <w:r>
-        <w:rPr>
-          <w:sz w:val="18"/>
-          <w:szCs w:val="18"/>
-        </w:rPr>
         <w:t xml:space="preserve">Website: svsger.de</w:t>
-      </w:r>
-    </w:p>
-    <w:p>
-      <w:pPr>
-        <w:spacing w:after="140" w:line="300"/>
-        <w:jc w:val="left"/>
-      </w:pPr>
-    </w:p>
-    <w:p>
-      <w:pPr>
-        <w:spacing w:after="140" w:line="300"/>
-        <w:jc w:val="left"/>
-      </w:pPr>
-      <w:r>
-        <w:rPr>
-          <w:sz w:val="18"/>
-          <w:szCs w:val="18"/>
-        </w:rPr>
-        <w:t xml:space="preserve">Druck und Vertrieb: [z. B. Amazon KDP / Independently published]</w:t>
-      </w:r>
-    </w:p>
-    <w:p>
-      <w:pPr>
-        <w:spacing w:after="140" w:line="300"/>
-        <w:jc w:val="left"/>
-      </w:pPr>
-      <w:r>
-        <w:rPr>
-          <w:sz w:val="18"/>
-          <w:szCs w:val="18"/>
-        </w:rPr>
-        <w:t xml:space="preserve">ISBN: [wird bei der Veröffentlichung vergeben]</w:t>
-      </w:r>
-    </w:p>
-    <w:p>
-      <w:pPr>
-        <w:spacing w:after="140" w:line="300"/>
-        <w:jc w:val="left"/>
-      </w:pPr>
-    </w:p>
-    <w:p>
-      <w:pPr>
-        <w:spacing w:after="140" w:line="300"/>
-        <w:jc w:val="left"/>
-      </w:pPr>
-      <w:r>
-        <w:rPr>
-          <w:sz w:val="18"/>
-          <w:szCs w:val="18"/>
-        </w:rPr>
-        <w:t xml:space="preserve">Die Texte wurden mit Unterstützung künstlicher Intelligenz erstellt und von der Autorin überarbeitet.</w:t>
       </w:r>
     </w:p>
     <w:p>
